--- a/de/wisdom-stories/different-door.docx
+++ b/de/wisdom-stories/different-door.docx
@@ -79,7 +79,7 @@
         <w:rPr>
           <w:lang/>
         </w:rPr>
-        <w:t>Zwei Jahre später begegneten sie sich wieder. Sie begrüßten sich freundlich und erkundigten sich nacheinander. Cemal erzählte, dass er ein eigenes Unternehmen gegründet habe und die Geschäfte gut liefen. Herr Selim freute sich darüber.</w:t>
+        <w:t>Zwei Jahre später begegneten sie sich wieder. Sie begrüßten sich freundlich und erkundigten sich nach dem Befinden des jeweils anderen. Cemal erzählte, dass er ein eigenes Unternehmen gegründet habe und die Geschäfte gut liefen. Herr Selim freute sich darüber.</w:t>
       </w:r>
     </w:p>
     <w:p>
